--- a/Formazioni/2026-10_Officina38_AI_Literacy/Preventivo_AI_Literacy_Officina38_NetAi.docx
+++ b/Formazioni/2026-10_Officina38_AI_Literacy/Preventivo_AI_Literacy_Officina38_NetAi.docx
@@ -74,12 +74,6 @@
         <w:gridCol w:w="4819"/>
       </w:tblGrid>
       <w:tr>
-        <w:tblPrEx>
-          <w:tblCellMar>
-            <w:top w:w="0" w:type="dxa"/>
-            <w:bottom w:w="0" w:type="dxa"/>
-          </w:tblCellMar>
-        </w:tblPrEx>
         <w:trPr>
           <w:cantSplit/>
         </w:trPr>
@@ -591,23 +585,7 @@
           <w:bCs/>
           <w:color w:val="E96905"/>
         </w:rPr>
-        <w:t xml:space="preserve">Opzionale </w:t>
-      </w:r>
-      <w:r>
-        <w:rPr>
-          <w:b/>
-          <w:bCs/>
-          <w:color w:val="E96905"/>
-        </w:rPr>
-        <w:t xml:space="preserve">Brainstorming </w:t>
-      </w:r>
-      <w:r>
-        <w:rPr>
-          <w:b/>
-          <w:bCs/>
-          <w:color w:val="E96905"/>
-        </w:rPr>
-        <w:t>o Esercitazione</w:t>
+        <w:t>Opzionale Brainstorming o Esercitazione</w:t>
       </w:r>
     </w:p>
     <w:p>
@@ -904,12 +882,6 @@
         <w:gridCol w:w="7038"/>
       </w:tblGrid>
       <w:tr>
-        <w:tblPrEx>
-          <w:tblCellMar>
-            <w:top w:w="0" w:type="dxa"/>
-            <w:bottom w:w="0" w:type="dxa"/>
-          </w:tblCellMar>
-        </w:tblPrEx>
         <w:trPr>
           <w:cantSplit/>
           <w:tblHeader/>
@@ -982,12 +954,6 @@
         </w:tc>
       </w:tr>
       <w:tr>
-        <w:tblPrEx>
-          <w:tblCellMar>
-            <w:top w:w="0" w:type="dxa"/>
-            <w:bottom w:w="0" w:type="dxa"/>
-          </w:tblCellMar>
-        </w:tblPrEx>
         <w:trPr>
           <w:cantSplit/>
         </w:trPr>
@@ -1067,12 +1033,6 @@
         </w:tc>
       </w:tr>
       <w:tr>
-        <w:tblPrEx>
-          <w:tblCellMar>
-            <w:top w:w="0" w:type="dxa"/>
-            <w:bottom w:w="0" w:type="dxa"/>
-          </w:tblCellMar>
-        </w:tblPrEx>
         <w:trPr>
           <w:cantSplit/>
         </w:trPr>
@@ -1206,12 +1166,6 @@
         <w:gridCol w:w="3000"/>
       </w:tblGrid>
       <w:tr>
-        <w:tblPrEx>
-          <w:tblCellMar>
-            <w:top w:w="0" w:type="dxa"/>
-            <w:bottom w:w="0" w:type="dxa"/>
-          </w:tblCellMar>
-        </w:tblPrEx>
         <w:trPr>
           <w:cantSplit/>
           <w:tblHeader/>
@@ -1284,12 +1238,6 @@
         </w:tc>
       </w:tr>
       <w:tr>
-        <w:tblPrEx>
-          <w:tblCellMar>
-            <w:top w:w="0" w:type="dxa"/>
-            <w:bottom w:w="0" w:type="dxa"/>
-          </w:tblCellMar>
-        </w:tblPrEx>
         <w:trPr>
           <w:cantSplit/>
         </w:trPr>
@@ -1367,25 +1315,12 @@
                 <w:sz w:val="19"/>
                 <w:szCs w:val="19"/>
               </w:rPr>
-              <w:t>640</w:t>
-            </w:r>
-            <w:r>
-              <w:rPr>
-                <w:sz w:val="19"/>
-                <w:szCs w:val="19"/>
-              </w:rPr>
-              <w:t xml:space="preserve"> €</w:t>
+              <w:t>640 €</w:t>
             </w:r>
           </w:p>
         </w:tc>
       </w:tr>
       <w:tr>
-        <w:tblPrEx>
-          <w:tblCellMar>
-            <w:top w:w="0" w:type="dxa"/>
-            <w:bottom w:w="0" w:type="dxa"/>
-          </w:tblCellMar>
-        </w:tblPrEx>
         <w:trPr>
           <w:cantSplit/>
         </w:trPr>
@@ -1447,25 +1382,12 @@
                 <w:sz w:val="19"/>
                 <w:szCs w:val="19"/>
               </w:rPr>
-              <w:t>800</w:t>
-            </w:r>
-            <w:r>
-              <w:rPr>
-                <w:sz w:val="19"/>
-                <w:szCs w:val="19"/>
-              </w:rPr>
-              <w:t xml:space="preserve"> €</w:t>
+              <w:t>800 €</w:t>
             </w:r>
           </w:p>
         </w:tc>
       </w:tr>
       <w:tr>
-        <w:tblPrEx>
-          <w:tblCellMar>
-            <w:top w:w="0" w:type="dxa"/>
-            <w:bottom w:w="0" w:type="dxa"/>
-          </w:tblCellMar>
-        </w:tblPrEx>
         <w:trPr>
           <w:cantSplit/>
         </w:trPr>
@@ -1534,7 +1456,14 @@
                 <w:sz w:val="19"/>
                 <w:szCs w:val="19"/>
               </w:rPr>
-              <w:t>244</w:t>
+              <w:t>2</w:t>
+            </w:r>
+            <w:r>
+              <w:rPr>
+                <w:sz w:val="19"/>
+                <w:szCs w:val="19"/>
+              </w:rPr>
+              <w:t>40</w:t>
             </w:r>
             <w:r>
               <w:rPr>
@@ -1592,12 +1521,6 @@
         <w:gridCol w:w="9638"/>
       </w:tblGrid>
       <w:tr>
-        <w:tblPrEx>
-          <w:tblCellMar>
-            <w:top w:w="0" w:type="dxa"/>
-            <w:bottom w:w="0" w:type="dxa"/>
-          </w:tblCellMar>
-        </w:tblPrEx>
         <w:trPr>
           <w:cantSplit/>
         </w:trPr>
@@ -1811,12 +1734,6 @@
         <w:gridCol w:w="4819"/>
       </w:tblGrid>
       <w:tr>
-        <w:tblPrEx>
-          <w:tblCellMar>
-            <w:top w:w="0" w:type="dxa"/>
-            <w:bottom w:w="0" w:type="dxa"/>
-          </w:tblCellMar>
-        </w:tblPrEx>
         <w:trPr>
           <w:cantSplit/>
           <w:jc w:val="right"/>

--- a/Formazioni/2026-10_Officina38_AI_Literacy/Preventivo_AI_Literacy_Officina38_NetAi.docx
+++ b/Formazioni/2026-10_Officina38_AI_Literacy/Preventivo_AI_Literacy_Officina38_NetAi.docx
@@ -325,12 +325,16 @@
     <w:p>
       <w:pPr>
         <w:spacing w:after="200" w:line="400" w:lineRule="auto"/>
+        <w:rPr>
+          <w:sz w:val="24"/>
+          <w:szCs w:val="24"/>
+        </w:rPr>
       </w:pPr>
       <w:r>
         <w:rPr>
           <w:color w:val="7C8696"/>
-          <w:sz w:val="32"/>
-          <w:szCs w:val="32"/>
+          <w:sz w:val="24"/>
+          <w:szCs w:val="24"/>
         </w:rPr>
         <w:t xml:space="preserve">Formazione di base sull’intelligenza artificiale, </w:t>
       </w:r>
@@ -338,8 +342,8 @@
       <w:r>
         <w:rPr>
           <w:color w:val="7C8696"/>
-          <w:sz w:val="32"/>
-          <w:szCs w:val="32"/>
+          <w:sz w:val="24"/>
+          <w:szCs w:val="24"/>
         </w:rPr>
         <w:t>AI</w:t>
       </w:r>
@@ -347,8 +351,8 @@
       <w:r>
         <w:rPr>
           <w:color w:val="7C8696"/>
-          <w:sz w:val="32"/>
-          <w:szCs w:val="32"/>
+          <w:sz w:val="24"/>
+          <w:szCs w:val="24"/>
         </w:rPr>
         <w:t xml:space="preserve"> Act e policy aziendale</w:t>
       </w:r>
@@ -357,6 +361,9 @@
       <w:pPr>
         <w:spacing w:after="3400"/>
       </w:pPr>
+      <w:r>
+        <w:t xml:space="preserve"> </w:t>
+      </w:r>
     </w:p>
     <w:p>
       <w:pPr>
@@ -368,7 +375,7 @@
           <w:sz w:val="18"/>
           <w:szCs w:val="18"/>
         </w:rPr>
-        <w:t>Preventivo n. [numero] del 10 ottobre 2026</w:t>
+        <w:t>10 ottobre 2026</w:t>
       </w:r>
     </w:p>
     <w:p>
@@ -1268,7 +1275,34 @@
                 <w:sz w:val="19"/>
                 <w:szCs w:val="19"/>
               </w:rPr>
-              <w:t>Modalità A: 4 incontri da remoto (8 ore</w:t>
+              <w:t>Formazione</w:t>
+            </w:r>
+            <w:r>
+              <w:rPr>
+                <w:b/>
+                <w:bCs/>
+                <w:sz w:val="19"/>
+                <w:szCs w:val="19"/>
+              </w:rPr>
+              <w:t>: 4 incontri da remoto</w:t>
+            </w:r>
+            <w:r>
+              <w:rPr>
+                <w:b/>
+                <w:bCs/>
+                <w:sz w:val="19"/>
+                <w:szCs w:val="19"/>
+              </w:rPr>
+              <w:t xml:space="preserve"> o 1 giornata in presenza</w:t>
+            </w:r>
+            <w:r>
+              <w:rPr>
+                <w:b/>
+                <w:bCs/>
+                <w:sz w:val="19"/>
+                <w:szCs w:val="19"/>
+              </w:rPr>
+              <w:t xml:space="preserve"> (8 ore</w:t>
             </w:r>
             <w:r>
               <w:rPr>
@@ -1315,7 +1349,21 @@
                 <w:sz w:val="19"/>
                 <w:szCs w:val="19"/>
               </w:rPr>
-              <w:t>640 €</w:t>
+              <w:t>6</w:t>
+            </w:r>
+            <w:r>
+              <w:rPr>
+                <w:sz w:val="19"/>
+                <w:szCs w:val="19"/>
+              </w:rPr>
+              <w:t>80</w:t>
+            </w:r>
+            <w:r>
+              <w:rPr>
+                <w:sz w:val="19"/>
+                <w:szCs w:val="19"/>
+              </w:rPr>
+              <w:t xml:space="preserve"> €</w:t>
             </w:r>
           </w:p>
         </w:tc>
@@ -1352,7 +1400,25 @@
                 <w:sz w:val="19"/>
                 <w:szCs w:val="19"/>
               </w:rPr>
-              <w:t>Modalità B: 1 giornata in presenza (8 ore)</w:t>
+              <w:t>Spese di trasferta (</w:t>
+            </w:r>
+            <w:r>
+              <w:rPr>
+                <w:b/>
+                <w:bCs/>
+                <w:sz w:val="19"/>
+                <w:szCs w:val="19"/>
+              </w:rPr>
+              <w:t>se previste</w:t>
+            </w:r>
+            <w:r>
+              <w:rPr>
+                <w:b/>
+                <w:bCs/>
+                <w:sz w:val="19"/>
+                <w:szCs w:val="19"/>
+              </w:rPr>
+              <w:t>) (stima)</w:t>
             </w:r>
           </w:p>
         </w:tc>
@@ -1382,95 +1448,7 @@
                 <w:sz w:val="19"/>
                 <w:szCs w:val="19"/>
               </w:rPr>
-              <w:t>800 €</w:t>
-            </w:r>
-          </w:p>
-        </w:tc>
-      </w:tr>
-      <w:tr>
-        <w:trPr>
-          <w:cantSplit/>
-        </w:trPr>
-        <w:tc>
-          <w:tcPr>
-            <w:tcW w:w="6638" w:type="dxa"/>
-            <w:tcBorders>
-              <w:top w:val="single" w:sz="4" w:space="0" w:color="D5D9DE"/>
-              <w:left w:val="none" w:sz="0" w:space="0" w:color="FFFFFF"/>
-              <w:bottom w:val="single" w:sz="4" w:space="0" w:color="D5D9DE"/>
-              <w:right w:val="none" w:sz="0" w:space="0" w:color="FFFFFF"/>
-            </w:tcBorders>
-            <w:tcMar>
-              <w:top w:w="90" w:type="dxa"/>
-              <w:left w:w="120" w:type="dxa"/>
-              <w:bottom w:w="90" w:type="dxa"/>
-              <w:right w:w="120" w:type="dxa"/>
-            </w:tcMar>
-          </w:tcPr>
-          <w:p>
-            <w:pPr>
-              <w:spacing w:after="40" w:line="288" w:lineRule="auto"/>
-            </w:pPr>
-            <w:r>
-              <w:rPr>
-                <w:b/>
-                <w:bCs/>
-                <w:sz w:val="19"/>
-                <w:szCs w:val="19"/>
-              </w:rPr>
-              <w:t>Spese di trasferta (solo modalità B)</w:t>
-            </w:r>
-            <w:r>
-              <w:rPr>
-                <w:b/>
-                <w:bCs/>
-                <w:sz w:val="19"/>
-                <w:szCs w:val="19"/>
-              </w:rPr>
-              <w:t xml:space="preserve"> (stima)</w:t>
-            </w:r>
-          </w:p>
-        </w:tc>
-        <w:tc>
-          <w:tcPr>
-            <w:tcW w:w="3000" w:type="dxa"/>
-            <w:tcBorders>
-              <w:top w:val="single" w:sz="4" w:space="0" w:color="D5D9DE"/>
-              <w:left w:val="none" w:sz="0" w:space="0" w:color="FFFFFF"/>
-              <w:bottom w:val="single" w:sz="4" w:space="0" w:color="D5D9DE"/>
-              <w:right w:val="none" w:sz="0" w:space="0" w:color="FFFFFF"/>
-            </w:tcBorders>
-            <w:tcMar>
-              <w:top w:w="90" w:type="dxa"/>
-              <w:left w:w="120" w:type="dxa"/>
-              <w:bottom w:w="90" w:type="dxa"/>
-              <w:right w:w="120" w:type="dxa"/>
-            </w:tcMar>
-          </w:tcPr>
-          <w:p>
-            <w:pPr>
-              <w:spacing w:after="40" w:line="288" w:lineRule="auto"/>
-            </w:pPr>
-            <w:r>
-              <w:rPr>
-                <w:sz w:val="19"/>
-                <w:szCs w:val="19"/>
-              </w:rPr>
-              <w:t>2</w:t>
-            </w:r>
-            <w:r>
-              <w:rPr>
-                <w:sz w:val="19"/>
-                <w:szCs w:val="19"/>
-              </w:rPr>
-              <w:t>40</w:t>
-            </w:r>
-            <w:r>
-              <w:rPr>
-                <w:sz w:val="19"/>
-                <w:szCs w:val="19"/>
-              </w:rPr>
-              <w:t xml:space="preserve"> €</w:t>
+              <w:t>240 €</w:t>
             </w:r>
           </w:p>
         </w:tc>
@@ -1480,20 +1458,6 @@
       <w:pPr>
         <w:spacing w:after="80"/>
       </w:pPr>
-    </w:p>
-    <w:p>
-      <w:pPr>
-        <w:spacing w:after="120" w:line="336" w:lineRule="auto"/>
-        <w:jc w:val="both"/>
-      </w:pPr>
-      <w:r>
-        <w:rPr>
-          <w:color w:val="7C8696"/>
-          <w:sz w:val="18"/>
-          <w:szCs w:val="18"/>
-        </w:rPr>
-        <w:t>Le modalità A e B sono alternative: il totale corrisponde alla modalità scelta, più le spese di trasferta in caso di modalità B.</w:t>
-      </w:r>
     </w:p>
     <w:p>
       <w:pPr>
